--- a/AUDIT_PACK_2026-10-18/7_Strict_File_Rules.docx
+++ b/AUDIT_PACK_2026-10-18/7_Strict_File_Rules.docx
@@ -587,7 +587,7 @@
         <w:t xml:space="preserve"> </w:t>
       </w:r>
       <w:r>
-        <w:t xml:space="preserve">- the repository is private on GitHub, so opening it there needs the owner’s login;</w:t>
+        <w:t xml:space="preserve">- the repository is public on GitHub (MIT license): anyone can read it. Changing that is the owner’s decision, made in GitHub settings;</w:t>
       </w:r>
       <w:r>
         <w:t xml:space="preserve"> </w:t>
